--- a/docs/Documentazione_ServiceRescue-KB.docx
+++ b/docs/Documentazione_ServiceRescue-KB.docx
@@ -861,7 +861,7 @@
       </w:r>
       <w:proofErr w:type="spellEnd"/>
       <w:r>
-        <w:t xml:space="preserve"> 9.0.4 esegue realmente la KB tramite </w:t>
+        <w:t xml:space="preserve"> 9.0.4 esegue la KB tramite </w:t>
       </w:r>
       <w:proofErr w:type="spellStart"/>
       <w:r>
@@ -901,7 +901,7 @@
       </w:r>
       <w:proofErr w:type="spellEnd"/>
       <w:r>
-        <w:t xml:space="preserve"> gestisce la frontiera UCS. Non si presentano questi algoritmi standard come contributi originali.</w:t>
+        <w:t xml:space="preserve"> gestisce la frontiera UCS. Gli algoritmi seguono i riferimenti [1] e [2].</w:t>
       </w:r>
     </w:p>
     <w:p>
@@ -12299,7 +12299,7 @@
       </w:r>
       <w:proofErr w:type="spellEnd"/>
       <w:r>
-        <w:t>. Gli score contengono qualche informazione (AP 0,416 e Brier 0,216), ma il modello non discrimina utilmente la classe positiva con la decisione adottata. Struttura vincolata, discretizzazione e aggregazione sono limiti plausibili, non cause isolate sperimentalmente. Non si modifica la soglia dopo aver visto i test per nascondere il risultato. Il confronto con classificatori a 17 feature è descrittivo, poiché la rete usa cinque osservabili.</w:t>
+        <w:t>. Gli score contengono qualche informazione (AP 0,416 e Brier 0,216), ma il modello non discrimina utilmente la classe positiva con la decisione adottata. Struttura vincolata, discretizzazione e aggregazione sono limiti plausibili, non cause isolate sperimentalmente. La soglia resta quella fissata prima della valutazione. Il confronto con classificatori a 17 feature è descrittivo, poiché la rete usa cinque osservabili.</w:t>
       </w:r>
     </w:p>
     <w:p>
@@ -13071,7 +13071,7 @@
     </w:p>
     <w:p>
       <w:r>
-        <w:t xml:space="preserve">Il perimetro stimato è 25 ore: 2 per analisi, 4 per KB e verifica, 2 per generatore, 4 per ML supervisionato, 2 per clustering e monitoraggio, 3 per rete </w:t>
+        <w:t xml:space="preserve">La stima di lavoro è di 25 ore: 2 per analisi, 4 per KB e verifica, 2 per generatore, 4 per ML supervisionato, 2 per clustering e monitoraggio, 3 per rete </w:t>
       </w:r>
       <w:proofErr w:type="spellStart"/>
       <w:r>
@@ -13079,7 +13079,7 @@
       </w:r>
       <w:proofErr w:type="spellEnd"/>
       <w:r>
-        <w:t>, 1 per il benchmark aggiuntivo di ricerca, 4 per valutazione e relazione, 3 per riproduzione e discussione. È una stima organizzativa, non un rendiconto di ore svolte. K-Means ha un ruolo operativo nella produzione degli allarmi e viene valutato contro due baseline; la ricerca delle riparazioni resta un contributo aggiuntivo. La KB sviluppata è specifica del dominio, mentre interprete e ricerca operano su regole e topologie esterne. Non si rivendicano algoritmi nuovi né superiorità sullo stato dell’arte.</w:t>
+        <w:t>, 1 per il benchmark aggiuntivo di ricerca, 4 per valutazione e relazione, 3 per verifica della riproducibilità e revisione finale. È una stima organizzativa, non un rendiconto di ore svolte. K-Means ha un ruolo operativo nella produzione degli allarmi e viene valutato contro due baseline; la ricerca delle riparazioni resta un contributo aggiuntivo. La KB sviluppata è specifica del dominio, mentre interprete e ricerca operano su regole e topologie esterne. Il contributo riguarda l’applicazione e il confronto di algoritmi esistenti nel dominio dei servizi.</w:t>
       </w:r>
     </w:p>
     <w:tbl>
@@ -13440,7 +13440,7 @@
               <w:rPr>
                 <w:sz w:val="18"/>
               </w:rPr>
-              <w:t>Template originale, componenti indicati con matricola e utenza istituzionale, scelte tecniche, regole, risultati e limiti in questo file.</w:t>
+              <w:t>Scelte tecniche, regole, risultati e limiti raccolti nella relazione; dati dell’autore nel frontespizio.</w:t>
             </w:r>
           </w:p>
         </w:tc>
